--- a/templates/法律顾问/2接谈笔录.docx
+++ b/templates/法律顾问/2接谈笔录.docx
@@ -78,7 +78,7 @@
           <w:u w:val="single"/>
           <w:lang w:val="en-US" w:eastAsia="zh-CN"/>
         </w:rPr>
-        <w:t xml:space="preserve">{{一委托日期}} </w:t>
+        <w:t xml:space="preserve">{{_1委托日期}} </w:t>
       </w:r>
     </w:p>
     <w:p>
@@ -258,7 +258,7 @@
           <w:szCs w:val="28"/>
           <w:u w:val="single"/>
         </w:rPr>
-        <w:t xml:space="preserve"> {{二委托人}}</w:t>
+        <w:t xml:space="preserve"> {{_2委托人}}</w:t>
       </w:r>
       <w:bookmarkStart w:id="0" w:name="_GoBack"/>
       <w:bookmarkEnd w:id="0"/>
@@ -656,7 +656,7 @@
           <w:u w:val="none"/>
           <w:lang w:val="en-US" w:eastAsia="zh-CN"/>
         </w:rPr>
-        <w:t>{{一委托日期}}</w:t>
+        <w:t>{{_1委托日期}}</w:t>
       </w:r>
     </w:p>
     <w:sectPr>
